--- a/४१.मेघदूत का राजनीतिक कथा विधान.docx
+++ b/४१.मेघदूत का राजनीतिक कथा विधान.docx
@@ -86,6 +86,34 @@
           <w:cs/>
         </w:rPr>
         <w:t xml:space="preserve"> </w:t>
+      </w:r>
+    </w:p>
+    <w:p>
+      <w:pPr>
+        <w:spacing w:after="0"/>
+        <w:jc w:val="both"/>
+      </w:pPr>
+      <w:r>
+        <w:rPr>
+          <w:rFonts w:ascii="Mangal" w:hAnsi="Mangal" w:cs="Mangal" w:eastAsia="Mangal"/>
+          <w:b/>
+          <w:sz w:val="24"/>
+        </w:rPr>
+        <w:t>शीर्षक पाठ की व्यंग्यात्मकता को संक्षेप में स्पष्ट कीजिए</w:t>
+      </w:r>
+    </w:p>
+    <w:p>
+      <w:pPr>
+        <w:spacing w:after="0"/>
+        <w:jc w:val="both"/>
+      </w:pPr>
+      <w:r>
+        <w:rPr>
+          <w:rFonts w:ascii="Mangal" w:hAnsi="Mangal" w:cs="Mangal" w:eastAsia="Mangal"/>
+          <w:b w:val="0"/>
+          <w:sz w:val="24"/>
+        </w:rPr>
+        <w:t>चुनावी तकरार के बाद दीदी रूठे बड़े भैया को मनाने के लिए मीठे आम और क्षमायाचना का संदेश मेघदूत के माध्यम से भेजती हैं। कालिदास की परंपरा और राजकवि की सलाह को आधुनिक राजनीतिक सुलह के औजार की तरह इस्तेमाल किया जाता है; असल चिंता कुर्सी और सत्ता-संबंधों की है। लेखक गठबंधन-राजनीति में रिश्तों, संस्कृति और साहित्य के अवसरवादी उपयोग पर व्यंग्य करते हैं।</w:t>
       </w:r>
     </w:p>
     <w:sectPr>
